--- a/content/blog/zachem-uchit-kitajskij.DZEN.docx
+++ b/content/blog/zachem-uchit-kitajskij.DZEN.docx
@@ -241,7 +241,7 @@
           <w:sz w:val="22"/>
           <w:szCs w:val="22"/>
         </w:rPr>
-        <w:t xml:space="preserve">Вот шесть причин коротко, а дальше разберём главные подробнее.</w:t>
+        <w:t xml:space="preserve">Начнём с масштаба — вот языки мира по числу тех, для кого они родные.</w:t>
       </w:r>
     </w:p>
     <w:p>
@@ -252,7 +252,7 @@
       <w:r>
         <w:drawing>
           <wp:inline distT="0" distB="0" distL="0" distR="0">
-            <wp:extent cx="5905500" cy="2962275"/>
+            <wp:extent cx="5905500" cy="2676525"/>
             <wp:effectExtent t="0" r="0" b="0" l="0"/>
             <wp:docPr id="1" name="" descr="" title=""/>
             <wp:cNvGraphicFramePr>
@@ -277,7 +277,7 @@
                   <pic:spPr bwMode="auto">
                     <a:xfrm>
                       <a:off x="0" y="0"/>
-                      <a:ext cx="5905500" cy="2962275"/>
+                      <a:ext cx="5905500" cy="2676525"/>
                     </a:xfrm>
                     <a:prstGeom prst="rect">
                       <a:avLst/>
@@ -302,20 +302,20 @@
           <w:sz w:val="16"/>
           <w:szCs w:val="16"/>
         </w:rPr>
-        <w:t xml:space="preserve">▲ шесть причин взяться за китайский</w:t>
-      </w:r>
-    </w:p>
-    <w:p>
-      <w:pPr>
-        <w:spacing w:after="150"/>
-      </w:pPr>
-      <w:r>
-        <w:rPr>
-          <w:color w:val="5A4F45"/>
-          <w:sz w:val="22"/>
-          <w:szCs w:val="22"/>
-        </w:rPr>
-        <w:t xml:space="preserve">Эти причины я собрала и в короткую анимацию — посмотрите её к статье.</w:t>
+        <w:t xml:space="preserve">▲ китайский — самый распространённый родной язык</w:t>
+      </w:r>
+    </w:p>
+    <w:p>
+      <w:pPr>
+        <w:spacing w:after="150"/>
+      </w:pPr>
+      <w:r>
+        <w:rPr>
+          <w:color w:val="5A4F45"/>
+          <w:sz w:val="22"/>
+          <w:szCs w:val="22"/>
+        </w:rPr>
+        <w:t xml:space="preserve">А сами причины взяться за китайский я собрала в короткую анимацию — посмотрите её к статье. Ниже пройдёмся по главным.</w:t>
       </w:r>
     </w:p>
     <w:p>
